--- a/CL7_RST_Flat_File_Spec_v1.0.docx
+++ b/CL7_RST_Flat_File_Spec_v1.0.docx
@@ -362,7 +362,7 @@
                 <w:sz w:val="18"/>
                 <w:szCs w:val="18"/>
               </w:rPr>
-              <w:t xml:space="preserve">479 characters</w:t>
+              <w:t xml:space="preserve">480 characters</w:t>
             </w:r>
           </w:p>
         </w:tc>
@@ -2102,7 +2102,7 @@
                 <w:sz w:val="18"/>
                 <w:szCs w:val="18"/>
               </w:rPr>
-              <w:t xml:space="preserve">479 characters, excluding the record terminator</w:t>
+              <w:t xml:space="preserve">480 characters, excluding the record terminator</w:t>
             </w:r>
           </w:p>
         </w:tc>
@@ -3873,7 +3873,7 @@
                 <w:sz w:val="18"/>
                 <w:szCs w:val="18"/>
               </w:rPr>
-              <w:t xml:space="preserve">479 characters on every record, excluding the terminator</w:t>
+              <w:t xml:space="preserve">480 characters on every record, excluding the terminator</w:t>
             </w:r>
           </w:p>
         </w:tc>
@@ -4654,7 +4654,7 @@
                 <w:sz w:val="19"/>
                 <w:szCs w:val="19"/>
               </w:rPr>
-              <w:t xml:space="preserve">There is no delimiter and no space separating one field from the next. Each field is padded to its declared length, so the following field always begins at the same character position on every record. Field 1 occupies positions 1–44; field 2 begins at position 45 on every record regardless of the length of the value in field 1.</w:t>
+              <w:t xml:space="preserve">There is no delimiter and no space separating one field from the next. Each field is padded to its declared length, so the following field always begins at the same character position on every record. Field 1 occupies positions 1–45; field 2 begins at position 46 on every record regardless of the length of the value in field 1.</w:t>
             </w:r>
           </w:p>
         </w:tc>
@@ -5611,7 +5611,7 @@
                 <w:sz w:val="18"/>
                 <w:szCs w:val="18"/>
               </w:rPr>
-              <w:t xml:space="preserve">44</w:t>
+              <w:t xml:space="preserve">45</w:t>
             </w:r>
           </w:p>
         </w:tc>
@@ -5641,7 +5641,7 @@
                 <w:sz w:val="18"/>
                 <w:szCs w:val="18"/>
               </w:rPr>
-              <w:t xml:space="preserve">44</w:t>
+              <w:t xml:space="preserve">45</w:t>
             </w:r>
           </w:p>
         </w:tc>
@@ -5829,7 +5829,7 @@
                 <w:sz w:val="18"/>
                 <w:szCs w:val="18"/>
               </w:rPr>
-              <w:t xml:space="preserve">45</w:t>
+              <w:t xml:space="preserve">46</w:t>
             </w:r>
           </w:p>
         </w:tc>
@@ -5860,7 +5860,7 @@
                 <w:sz w:val="18"/>
                 <w:szCs w:val="18"/>
               </w:rPr>
-              <w:t xml:space="preserve">74</w:t>
+              <w:t xml:space="preserve">75</w:t>
             </w:r>
           </w:p>
         </w:tc>
@@ -6079,7 +6079,7 @@
                 <w:sz w:val="18"/>
                 <w:szCs w:val="18"/>
               </w:rPr>
-              <w:t xml:space="preserve">75</w:t>
+              <w:t xml:space="preserve">76</w:t>
             </w:r>
           </w:p>
         </w:tc>
@@ -6109,7 +6109,7 @@
                 <w:sz w:val="18"/>
                 <w:szCs w:val="18"/>
               </w:rPr>
-              <w:t xml:space="preserve">104</w:t>
+              <w:t xml:space="preserve">105</w:t>
             </w:r>
           </w:p>
         </w:tc>
@@ -6327,7 +6327,7 @@
                 <w:sz w:val="18"/>
                 <w:szCs w:val="18"/>
               </w:rPr>
-              <w:t xml:space="preserve">105</w:t>
+              <w:t xml:space="preserve">106</w:t>
             </w:r>
           </w:p>
         </w:tc>
@@ -6358,7 +6358,7 @@
                 <w:sz w:val="18"/>
                 <w:szCs w:val="18"/>
               </w:rPr>
-              <w:t xml:space="preserve">124</w:t>
+              <w:t xml:space="preserve">125</w:t>
             </w:r>
           </w:p>
         </w:tc>
@@ -6577,7 +6577,7 @@
                 <w:sz w:val="18"/>
                 <w:szCs w:val="18"/>
               </w:rPr>
-              <w:t xml:space="preserve">125</w:t>
+              <w:t xml:space="preserve">126</w:t>
             </w:r>
           </w:p>
         </w:tc>
@@ -6607,7 +6607,7 @@
                 <w:sz w:val="18"/>
                 <w:szCs w:val="18"/>
               </w:rPr>
-              <w:t xml:space="preserve">148</w:t>
+              <w:t xml:space="preserve">149</w:t>
             </w:r>
           </w:p>
         </w:tc>
@@ -6825,7 +6825,7 @@
                 <w:sz w:val="18"/>
                 <w:szCs w:val="18"/>
               </w:rPr>
-              <w:t xml:space="preserve">149</w:t>
+              <w:t xml:space="preserve">150</w:t>
             </w:r>
           </w:p>
         </w:tc>
@@ -6856,7 +6856,7 @@
                 <w:sz w:val="18"/>
                 <w:szCs w:val="18"/>
               </w:rPr>
-              <w:t xml:space="preserve">168</w:t>
+              <w:t xml:space="preserve">169</w:t>
             </w:r>
           </w:p>
         </w:tc>
@@ -7075,7 +7075,7 @@
                 <w:sz w:val="18"/>
                 <w:szCs w:val="18"/>
               </w:rPr>
-              <w:t xml:space="preserve">169</w:t>
+              <w:t xml:space="preserve">170</w:t>
             </w:r>
           </w:p>
         </w:tc>
@@ -7105,7 +7105,7 @@
                 <w:sz w:val="18"/>
                 <w:szCs w:val="18"/>
               </w:rPr>
-              <w:t xml:space="preserve">218</w:t>
+              <w:t xml:space="preserve">219</w:t>
             </w:r>
           </w:p>
         </w:tc>
@@ -7323,7 +7323,7 @@
                 <w:sz w:val="18"/>
                 <w:szCs w:val="18"/>
               </w:rPr>
-              <w:t xml:space="preserve">219</w:t>
+              <w:t xml:space="preserve">220</w:t>
             </w:r>
           </w:p>
         </w:tc>
@@ -7354,7 +7354,7 @@
                 <w:sz w:val="18"/>
                 <w:szCs w:val="18"/>
               </w:rPr>
-              <w:t xml:space="preserve">268</w:t>
+              <w:t xml:space="preserve">269</w:t>
             </w:r>
           </w:p>
         </w:tc>
@@ -7573,7 +7573,7 @@
                 <w:sz w:val="18"/>
                 <w:szCs w:val="18"/>
               </w:rPr>
-              <w:t xml:space="preserve">269</w:t>
+              <w:t xml:space="preserve">270</w:t>
             </w:r>
           </w:p>
         </w:tc>
@@ -7603,7 +7603,7 @@
                 <w:sz w:val="18"/>
                 <w:szCs w:val="18"/>
               </w:rPr>
-              <w:t xml:space="preserve">318</w:t>
+              <w:t xml:space="preserve">319</w:t>
             </w:r>
           </w:p>
         </w:tc>
@@ -7821,7 +7821,7 @@
                 <w:sz w:val="18"/>
                 <w:szCs w:val="18"/>
               </w:rPr>
-              <w:t xml:space="preserve">319</w:t>
+              <w:t xml:space="preserve">320</w:t>
             </w:r>
           </w:p>
         </w:tc>
@@ -7852,7 +7852,7 @@
                 <w:sz w:val="18"/>
                 <w:szCs w:val="18"/>
               </w:rPr>
-              <w:t xml:space="preserve">368</w:t>
+              <w:t xml:space="preserve">369</w:t>
             </w:r>
           </w:p>
         </w:tc>
@@ -8071,7 +8071,7 @@
                 <w:sz w:val="18"/>
                 <w:szCs w:val="18"/>
               </w:rPr>
-              <w:t xml:space="preserve">369</w:t>
+              <w:t xml:space="preserve">370</w:t>
             </w:r>
           </w:p>
         </w:tc>
@@ -8101,7 +8101,7 @@
                 <w:sz w:val="18"/>
                 <w:szCs w:val="18"/>
               </w:rPr>
-              <w:t xml:space="preserve">376</w:t>
+              <w:t xml:space="preserve">377</w:t>
             </w:r>
           </w:p>
         </w:tc>
@@ -8319,7 +8319,7 @@
                 <w:sz w:val="18"/>
                 <w:szCs w:val="18"/>
               </w:rPr>
-              <w:t xml:space="preserve">377</w:t>
+              <w:t xml:space="preserve">378</w:t>
             </w:r>
           </w:p>
         </w:tc>
@@ -8350,7 +8350,7 @@
                 <w:sz w:val="18"/>
                 <w:szCs w:val="18"/>
               </w:rPr>
-              <w:t xml:space="preserve">396</w:t>
+              <w:t xml:space="preserve">397</w:t>
             </w:r>
           </w:p>
         </w:tc>
@@ -8569,7 +8569,7 @@
                 <w:sz w:val="18"/>
                 <w:szCs w:val="18"/>
               </w:rPr>
-              <w:t xml:space="preserve">397</w:t>
+              <w:t xml:space="preserve">398</w:t>
             </w:r>
           </w:p>
         </w:tc>
@@ -8599,7 +8599,7 @@
                 <w:sz w:val="18"/>
                 <w:szCs w:val="18"/>
               </w:rPr>
-              <w:t xml:space="preserve">399</w:t>
+              <w:t xml:space="preserve">400</w:t>
             </w:r>
           </w:p>
         </w:tc>
@@ -8817,7 +8817,7 @@
                 <w:sz w:val="18"/>
                 <w:szCs w:val="18"/>
               </w:rPr>
-              <w:t xml:space="preserve">400</w:t>
+              <w:t xml:space="preserve">401</w:t>
             </w:r>
           </w:p>
         </w:tc>
@@ -8848,7 +8848,7 @@
                 <w:sz w:val="18"/>
                 <w:szCs w:val="18"/>
               </w:rPr>
-              <w:t xml:space="preserve">479</w:t>
+              <w:t xml:space="preserve">480</w:t>
             </w:r>
           </w:p>
         </w:tc>
@@ -9011,7 +9011,7 @@
           <w:sz w:val="21"/>
           <w:szCs w:val="21"/>
         </w:rPr>
-        <w:t xml:space="preserve">479 characters, excluding the record terminator (CRLF).</w:t>
+        <w:t xml:space="preserve">480 characters, excluding the record terminator (CRLF).</w:t>
       </w:r>
     </w:p>
     <w:p>
@@ -9432,7 +9432,7 @@
                 <w:sz w:val="14"/>
                 <w:szCs w:val="14"/>
               </w:rPr>
-              <w:t xml:space="preserve">VARCHAR(44)</w:t>
+              <w:t xml:space="preserve">VARCHAR(45)</w:t>
             </w:r>
           </w:p>
         </w:tc>
@@ -12323,7 +12323,7 @@
           <w:sz w:val="19"/>
           <w:szCs w:val="19"/>
         </w:rPr>
-        <w:t xml:space="preserve">Each record is 479 characters and is shown wrapped across lines of 90 characters for legibility. In the actual file each record is a single unbroken line. Spaces are shown as middle dots; the actual file contains ordinary space characters (0x20). The number at the start of each line is the character position at which that line begins.</w:t>
+        <w:t xml:space="preserve">Each record is 480 characters and is shown wrapped across lines of 90 characters for legibility. In the actual file each record is a single unbroken line. Spaces are shown as middle dots; the actual file contains ordinary space characters (0x20). The number at the start of each line is the character position at which that line begins.</w:t>
       </w:r>
     </w:p>
     <w:p>
@@ -12364,7 +12364,7 @@
           <w:sz w:val="13"/>
           <w:szCs w:val="13"/>
         </w:rPr>
-        <w:t xml:space="preserve">  1: 99658317520000015487························20363389······················20363389········</w:t>
+        <w:t xml:space="preserve">  1: 99658317520000015487·························20363389······················20363389·······</w:t>
       </w:r>
     </w:p>
     <w:p>
@@ -12381,7 +12381,7 @@
           <w:sz w:val="13"/>
           <w:szCs w:val="13"/>
         </w:rPr>
-        <w:t xml:space="preserve"> 91: ··············0009988776··········0004455667··············submitted···········100·Main·Str</w:t>
+        <w:t xml:space="preserve"> 91: ···············0009988776··········0004455667··············submitted···········100·Main·St</w:t>
       </w:r>
     </w:p>
     <w:p>
@@ -12398,7 +12398,7 @@
           <w:sz w:val="13"/>
           <w:szCs w:val="13"/>
         </w:rPr>
-        <w:t xml:space="preserve">181: eet···································Suite·400···········································</w:t>
+        <w:t xml:space="preserve">181: reet···································Suite·400··········································</w:t>
       </w:r>
     </w:p>
     <w:p>
@@ -12415,7 +12415,7 @@
           <w:sz w:val="13"/>
           <w:szCs w:val="13"/>
         </w:rPr>
-        <w:t xml:space="preserve">271: ················································Buffalo···································</w:t>
+        <w:t xml:space="preserve">271: ·················································Buffalo··································</w:t>
       </w:r>
     </w:p>
     <w:p>
@@ -12432,7 +12432,7 @@
           <w:sz w:val="13"/>
           <w:szCs w:val="13"/>
         </w:rPr>
-        <w:t xml:space="preserve">361: ········NY······14203···············USAUnited·States······································</w:t>
+        <w:t xml:space="preserve">361: ·········NY······14203···············USAUnited·States·····································</w:t>
       </w:r>
     </w:p>
     <w:p>
@@ -12449,7 +12449,7 @@
           <w:sz w:val="13"/>
           <w:szCs w:val="13"/>
         </w:rPr>
-        <w:t xml:space="preserve">451: ·····························</w:t>
+        <w:t xml:space="preserve">451: ······························</w:t>
       </w:r>
     </w:p>
     <w:p>
@@ -12490,7 +12490,7 @@
           <w:sz w:val="13"/>
           <w:szCs w:val="13"/>
         </w:rPr>
-        <w:t xml:space="preserve">  1: 99658317520000015487························20363390······················20363390········</w:t>
+        <w:t xml:space="preserve">  1: 99658317520000015487·························20363390······················20363390·······</w:t>
       </w:r>
     </w:p>
     <w:p>
@@ -12507,7 +12507,7 @@
           <w:sz w:val="13"/>
           <w:szCs w:val="13"/>
         </w:rPr>
-        <w:t xml:space="preserve"> 91: ··············0009988776··········0004455668··············submitted···········2200·Delawar</w:t>
+        <w:t xml:space="preserve"> 91: ···············0009988776··········0004455668··············submitted···········2200·Delawa</w:t>
       </w:r>
     </w:p>
     <w:p>
@@ -12524,7 +12524,7 @@
           <w:sz w:val="13"/>
           <w:szCs w:val="13"/>
         </w:rPr>
-        <w:t xml:space="preserve">181: e·Avenue··················································································</w:t>
+        <w:t xml:space="preserve">181: re·Avenue·················································································</w:t>
       </w:r>
     </w:p>
     <w:p>
@@ -12541,7 +12541,7 @@
           <w:sz w:val="13"/>
           <w:szCs w:val="13"/>
         </w:rPr>
-        <w:t xml:space="preserve">271: ················································Buffalo···································</w:t>
+        <w:t xml:space="preserve">271: ·················································Buffalo··································</w:t>
       </w:r>
     </w:p>
     <w:p>
@@ -12558,7 +12558,7 @@
           <w:sz w:val="13"/>
           <w:szCs w:val="13"/>
         </w:rPr>
-        <w:t xml:space="preserve">361: ········NY······14216···············USAUnited·States······································</w:t>
+        <w:t xml:space="preserve">361: ·········NY······14216···············USAUnited·States·····································</w:t>
       </w:r>
     </w:p>
     <w:p>
@@ -12575,7 +12575,7 @@
           <w:sz w:val="13"/>
           <w:szCs w:val="13"/>
         </w:rPr>
-        <w:t xml:space="preserve">451: ·····························</w:t>
+        <w:t xml:space="preserve">451: ······························</w:t>
       </w:r>
     </w:p>
     <w:p>
@@ -12616,7 +12616,7 @@
           <w:sz w:val="13"/>
           <w:szCs w:val="13"/>
         </w:rPr>
-        <w:t xml:space="preserve">  1: 99658317520000021145························20364102······················20364102········</w:t>
+        <w:t xml:space="preserve">  1: 99658317520000021145·························20364102······················20364102·······</w:t>
       </w:r>
     </w:p>
     <w:p>
@@ -12633,7 +12633,7 @@
           <w:sz w:val="13"/>
           <w:szCs w:val="13"/>
         </w:rPr>
-        <w:t xml:space="preserve"> 91: ··············0001122334··········0007788990··············submitted···········1·Innovation</w:t>
+        <w:t xml:space="preserve"> 91: ···············0001122334··········0007788990··············submitted···········1·Innovatio</w:t>
       </w:r>
     </w:p>
     <w:p>
@@ -12650,7 +12650,7 @@
           <w:sz w:val="13"/>
           <w:szCs w:val="13"/>
         </w:rPr>
-        <w:t xml:space="preserve">181: ·Way,·Building·C······················Attn:·Property·Mgmt·································</w:t>
+        <w:t xml:space="preserve">181: n·Way,·Building·C······················Attn:·Property·Mgmt································</w:t>
       </w:r>
     </w:p>
     <w:p>
@@ -12667,7 +12667,7 @@
           <w:sz w:val="13"/>
           <w:szCs w:val="13"/>
         </w:rPr>
-        <w:t xml:space="preserve">271: ················································Amherst···································</w:t>
+        <w:t xml:space="preserve">271: ·················································Amherst··································</w:t>
       </w:r>
     </w:p>
     <w:p>
@@ -12684,7 +12684,7 @@
           <w:sz w:val="13"/>
           <w:szCs w:val="13"/>
         </w:rPr>
-        <w:t xml:space="preserve">361: ········NY······142280000···········USAUnited·States······································</w:t>
+        <w:t xml:space="preserve">361: ·········NY······142280000···········USAUnited·States·····································</w:t>
       </w:r>
     </w:p>
     <w:p>
@@ -12701,7 +12701,7 @@
           <w:sz w:val="13"/>
           <w:szCs w:val="13"/>
         </w:rPr>
-        <w:t xml:space="preserve">451: ·····························</w:t>
+        <w:t xml:space="preserve">451: ······························</w:t>
       </w:r>
     </w:p>
     <w:p>
@@ -12788,7 +12788,7 @@
           <w:sz w:val="21"/>
           <w:szCs w:val="21"/>
         </w:rPr>
-        <w:t xml:space="preserve">Every record is exactly 479 characters</w:t>
+        <w:t xml:space="preserve">Every record is exactly 480 characters</w:t>
       </w:r>
       <w:r>
         <w:rPr>
